--- a/pr-preview/pr-180/chapters/citations-evidence.docx
+++ b/pr-preview/pr-180/chapters/citations-evidence.docx
@@ -15,7 +15,7 @@
         <w:pStyle w:val="Date"/>
       </w:pPr>
       <w:r>
-        <w:t xml:space="preserve">Last modified: 2026-10-13 15:04:48 (PDT)</w:t>
+        <w:t xml:space="preserve">Last modified: 2026-10-13 15:17:05 (PDT)</w:t>
       </w:r>
     </w:p>
     <w:p>
@@ -3022,23 +3022,49 @@
         <w:pStyle w:val="FirstParagraph"/>
       </w:pPr>
       <w:r>
-        <w:t xml:space="preserve">Do not apply it to routine lemmas,</w:t>
-      </w:r>
-      <w:r>
-        <w:t xml:space="preserve"> </w:t>
-      </w:r>
-      <w:r>
-        <w:t xml:space="preserve">to textbook exercises,</w:t>
-      </w:r>
-      <w:r>
-        <w:t xml:space="preserve"> </w:t>
-      </w:r>
-      <w:r>
-        <w:t xml:space="preserve">or to results with no identifiable first source.</w:t>
-      </w:r>
-      <w:r>
-        <w:t xml:space="preserve"> </w:t>
-      </w:r>
+        <w:t xml:space="preserve">Do not apply it to:</w:t>
+      </w:r>
+    </w:p>
+    <w:p>
+      <w:pPr>
+        <w:pStyle w:val="Compact"/>
+        <w:numPr>
+          <w:ilvl w:val="0"/>
+          <w:numId w:val="1018"/>
+        </w:numPr>
+      </w:pPr>
+      <w:r>
+        <w:t xml:space="preserve">routine lemmas;</w:t>
+      </w:r>
+    </w:p>
+    <w:p>
+      <w:pPr>
+        <w:pStyle w:val="Compact"/>
+        <w:numPr>
+          <w:ilvl w:val="0"/>
+          <w:numId w:val="1018"/>
+        </w:numPr>
+      </w:pPr>
+      <w:r>
+        <w:t xml:space="preserve">textbook exercises;</w:t>
+      </w:r>
+    </w:p>
+    <w:p>
+      <w:pPr>
+        <w:pStyle w:val="Compact"/>
+        <w:numPr>
+          <w:ilvl w:val="0"/>
+          <w:numId w:val="1018"/>
+        </w:numPr>
+      </w:pPr>
+      <w:r>
+        <w:t xml:space="preserve">results with no identifiable first source.</w:t>
+      </w:r>
+    </w:p>
+    <w:p>
+      <w:pPr>
+        <w:pStyle w:val="FirstParagraph"/>
+      </w:pPr>
       <w:r>
         <w:t xml:space="preserve">When the credit is disputed or the first source is unclear,</w:t>
       </w:r>
@@ -3060,13 +3086,43 @@
         <w:pStyle w:val="BodyText"/>
       </w:pPr>
       <w:r>
-        <w:t xml:space="preserve">Check every detail of the original against an official source:</w:t>
-      </w:r>
-      <w:r>
-        <w:t xml:space="preserve"> </w:t>
-      </w:r>
-      <w:r>
-        <w:t xml:space="preserve">the publisher, the journal’s archive, or a library such as</w:t>
+        <w:t xml:space="preserve">Check every detail of the original against an official source, such as:</w:t>
+      </w:r>
+    </w:p>
+    <w:p>
+      <w:pPr>
+        <w:pStyle w:val="Compact"/>
+        <w:numPr>
+          <w:ilvl w:val="0"/>
+          <w:numId w:val="1019"/>
+        </w:numPr>
+      </w:pPr>
+      <w:r>
+        <w:t xml:space="preserve">the publisher;</w:t>
+      </w:r>
+    </w:p>
+    <w:p>
+      <w:pPr>
+        <w:pStyle w:val="Compact"/>
+        <w:numPr>
+          <w:ilvl w:val="0"/>
+          <w:numId w:val="1019"/>
+        </w:numPr>
+      </w:pPr>
+      <w:r>
+        <w:t xml:space="preserve">the journal’s archive;</w:t>
+      </w:r>
+    </w:p>
+    <w:p>
+      <w:pPr>
+        <w:pStyle w:val="Compact"/>
+        <w:numPr>
+          <w:ilvl w:val="0"/>
+          <w:numId w:val="1019"/>
+        </w:numPr>
+      </w:pPr>
+      <w:r>
+        <w:t xml:space="preserve">a library such as</w:t>
       </w:r>
       <w:r>
         <w:t xml:space="preserve"> </w:t>
@@ -3082,9 +3138,11 @@
       <w:r>
         <w:t xml:space="preserve">.</w:t>
       </w:r>
-      <w:r>
-        <w:t xml:space="preserve"> </w:t>
-      </w:r>
+    </w:p>
+    <w:p>
+      <w:pPr>
+        <w:pStyle w:val="FirstParagraph"/>
+      </w:pPr>
       <w:r>
         <w:t xml:space="preserve">Never cite an unauthorized copy,</w:t>
       </w:r>
@@ -3512,7 +3570,7 @@
         <w:pStyle w:val="Compact"/>
         <w:numPr>
           <w:ilvl w:val="0"/>
-          <w:numId w:val="1018"/>
+          <w:numId w:val="1020"/>
         </w:numPr>
       </w:pPr>
       <w:r>
@@ -3524,7 +3582,7 @@
         <w:pStyle w:val="Compact"/>
         <w:numPr>
           <w:ilvl w:val="0"/>
-          <w:numId w:val="1018"/>
+          <w:numId w:val="1020"/>
         </w:numPr>
       </w:pPr>
       <w:r>
@@ -3562,7 +3620,7 @@
         <w:pStyle w:val="Compact"/>
         <w:numPr>
           <w:ilvl w:val="0"/>
-          <w:numId w:val="1019"/>
+          <w:numId w:val="1021"/>
         </w:numPr>
       </w:pPr>
       <w:r>
@@ -3586,7 +3644,7 @@
         <w:pStyle w:val="Compact"/>
         <w:numPr>
           <w:ilvl w:val="0"/>
-          <w:numId w:val="1019"/>
+          <w:numId w:val="1021"/>
         </w:numPr>
       </w:pPr>
       <w:r>
@@ -3615,7 +3673,7 @@
         <w:pStyle w:val="Compact"/>
         <w:numPr>
           <w:ilvl w:val="0"/>
-          <w:numId w:val="1020"/>
+          <w:numId w:val="1022"/>
         </w:numPr>
       </w:pPr>
       <w:r>
@@ -3634,7 +3692,7 @@
         <w:pStyle w:val="Compact"/>
         <w:numPr>
           <w:ilvl w:val="0"/>
-          <w:numId w:val="1020"/>
+          <w:numId w:val="1022"/>
         </w:numPr>
       </w:pPr>
       <w:r>
@@ -3665,7 +3723,7 @@
         <w:pStyle w:val="Compact"/>
         <w:numPr>
           <w:ilvl w:val="0"/>
-          <w:numId w:val="1020"/>
+          <w:numId w:val="1022"/>
         </w:numPr>
       </w:pPr>
       <w:r>
@@ -3714,7 +3772,7 @@
         <w:pStyle w:val="Compact"/>
         <w:numPr>
           <w:ilvl w:val="0"/>
-          <w:numId w:val="1020"/>
+          <w:numId w:val="1022"/>
         </w:numPr>
       </w:pPr>
       <w:r>
@@ -3733,7 +3791,7 @@
         <w:pStyle w:val="Compact"/>
         <w:numPr>
           <w:ilvl w:val="0"/>
-          <w:numId w:val="1020"/>
+          <w:numId w:val="1022"/>
         </w:numPr>
       </w:pPr>
       <w:r>
@@ -3752,7 +3810,7 @@
         <w:pStyle w:val="Compact"/>
         <w:numPr>
           <w:ilvl w:val="0"/>
-          <w:numId w:val="1020"/>
+          <w:numId w:val="1022"/>
         </w:numPr>
       </w:pPr>
       <w:r>
@@ -3771,7 +3829,7 @@
         <w:pStyle w:val="Compact"/>
         <w:numPr>
           <w:ilvl w:val="0"/>
-          <w:numId w:val="1020"/>
+          <w:numId w:val="1022"/>
         </w:numPr>
       </w:pPr>
       <w:r>
@@ -4784,6 +4842,12 @@
     <w:abstractNumId w:val="991"/>
   </w:num>
   <w:num w:numId="1020">
+    <w:abstractNumId w:val="991"/>
+  </w:num>
+  <w:num w:numId="1021">
+    <w:abstractNumId w:val="991"/>
+  </w:num>
+  <w:num w:numId="1022">
     <w:abstractNumId w:val="991"/>
   </w:num>
 </w:numbering>
